--- a/bchinta/Gravity Speed/Gravity Speed.docx
+++ b/bchinta/Gravity Speed/Gravity Speed.docx
@@ -70,7 +70,114 @@
         <w:ind w:start="0" w:end="0" w:hanging="0"/>
         <w:jc w:val="start"/>
         <w:rPr>
+          <w:sz w:val="24"/>
+          <w:szCs w:val="24"/>
+        </w:rPr>
+      </w:pPr>
+      <w:hyperlink r:id="rId2">
+        <w:r>
+          <w:rPr>
+            <w:rStyle w:val="InternetLink"/>
+            <w:rFonts w:eastAsia="Noto Serif CJK SC" w:cs="SolaimanLipi" w:ascii="SolaimanLipi" w:hAnsi="SolaimanLipi"/>
+            <w:b w:val="false"/>
+            <w:bCs w:val="false"/>
+            <w:i w:val="false"/>
+            <w:iCs w:val="false"/>
+            <w:caps w:val="false"/>
+            <w:smallCaps w:val="false"/>
+            <w:color w:val="1155CC"/>
+            <w:spacing w:val="0"/>
+            <w:kern w:val="2"/>
+            <w:sz w:val="24"/>
+            <w:szCs w:val="24"/>
+            <w:lang w:val="en-US" w:eastAsia="zh-CN" w:bidi="hi-IN"/>
+          </w:rPr>
+          <w:t>https://bigthink.com/hard-science/speed-of-gravity/</w:t>
+        </w:r>
+      </w:hyperlink>
+      <w:hyperlink r:id="rId3">
+        <w:r>
+          <w:rPr>
+            <w:rStyle w:val="InternetLink"/>
+            <w:rFonts w:eastAsia="Noto Serif CJK SC" w:cs="SolaimanLipi" w:ascii="SolaimanLipi" w:hAnsi="SolaimanLipi"/>
+            <w:b w:val="false"/>
+            <w:bCs w:val="false"/>
+            <w:i w:val="false"/>
+            <w:iCs w:val="false"/>
+            <w:caps w:val="false"/>
+            <w:smallCaps w:val="false"/>
+            <w:color w:val="1155CC"/>
+            <w:spacing w:val="0"/>
+            <w:kern w:val="2"/>
+            <w:sz w:val="24"/>
+            <w:szCs w:val="24"/>
+            <w:lang w:val="en-US" w:eastAsia="zh-CN" w:bidi="hi-IN"/>
+          </w:rPr>
+          <w:t xml:space="preserve"> </w:t>
+        </w:r>
+      </w:hyperlink>
+    </w:p>
+    <w:p>
+      <w:pPr>
+        <w:pStyle w:val="Normal"/>
+        <w:widowControl/>
+        <w:bidi w:val="0"/>
+        <w:ind w:start="0" w:end="0" w:hanging="0"/>
+        <w:jc w:val="start"/>
+        <w:rPr>
+          <w:sz w:val="24"/>
+          <w:szCs w:val="24"/>
+        </w:rPr>
+      </w:pPr>
+      <w:r>
+        <w:rPr/>
+      </w:r>
+    </w:p>
+    <w:p>
+      <w:pPr>
+        <w:pStyle w:val="Normal"/>
+        <w:widowControl/>
+        <w:bidi w:val="0"/>
+        <w:ind w:start="0" w:end="0" w:hanging="0"/>
+        <w:jc w:val="start"/>
+        <w:rPr>
+          <w:sz w:val="24"/>
+          <w:szCs w:val="24"/>
+        </w:rPr>
+      </w:pPr>
+      <w:r>
+        <w:rPr>
+          <w:rStyle w:val="InternetLink"/>
           <w:rFonts w:ascii="SolaimanLipi" w:hAnsi="SolaimanLipi" w:eastAsia="Noto Serif CJK SC" w:cs="SolaimanLipi"/>
+          <w:b w:val="false"/>
+          <w:b w:val="false"/>
+          <w:bCs w:val="false"/>
+          <w:i w:val="false"/>
+          <w:i w:val="false"/>
+          <w:iCs w:val="false"/>
+          <w:caps w:val="false"/>
+          <w:smallCaps w:val="false"/>
+          <w:color w:val="1155CC"/>
+          <w:spacing w:val="0"/>
+          <w:kern w:val="2"/>
+          <w:sz w:val="24"/>
+          <w:sz w:val="24"/>
+          <w:szCs w:val="24"/>
+          <w:u w:val="single"/>
+          <w:lang w:val="en-US" w:eastAsia="zh-CN" w:bidi="hi-IN"/>
+        </w:rPr>
+        <w:t xml:space="preserve">ভাবানুবাদ </w:t>
+      </w:r>
+    </w:p>
+    <w:p>
+      <w:pPr>
+        <w:pStyle w:val="Normal"/>
+        <w:widowControl/>
+        <w:bidi w:val="0"/>
+        <w:ind w:start="0" w:end="0" w:hanging="0"/>
+        <w:jc w:val="start"/>
+        <w:rPr>
+          <w:rFonts w:ascii="SolaimanLipi" w:hAnsi="SolaimanLipi" w:eastAsia="Noto Serif CJK SC" w:cs="SolaimanLipi"/>
           <w:bCs w:val="false"/>
           <w:iCs w:val="false"/>
           <w:caps w:val="false"/>
@@ -84,7 +191,19 @@
         </w:rPr>
       </w:pPr>
       <w:r>
-        <w:rPr/>
+        <w:rPr>
+          <w:rFonts w:eastAsia="Noto Serif CJK SC" w:cs="SolaimanLipi" w:ascii="SolaimanLipi" w:hAnsi="SolaimanLipi"/>
+          <w:bCs w:val="false"/>
+          <w:iCs w:val="false"/>
+          <w:caps w:val="false"/>
+          <w:smallCaps w:val="false"/>
+          <w:color w:val="202124"/>
+          <w:spacing w:val="0"/>
+          <w:kern w:val="2"/>
+          <w:sz w:val="24"/>
+          <w:szCs w:val="24"/>
+          <w:lang w:val="en-US" w:eastAsia="zh-CN" w:bidi="hi-IN"/>
+        </w:rPr>
       </w:r>
     </w:p>
     <w:p>
@@ -1673,7 +1792,16 @@
         </w:rPr>
       </w:pPr>
       <w:r>
-        <w:rPr/>
+        <w:rPr>
+          <w:rFonts w:cs="SolaimanLipi" w:ascii="SolaimanLipi" w:hAnsi="SolaimanLipi"/>
+          <w:bCs w:val="false"/>
+          <w:iCs w:val="false"/>
+          <w:caps w:val="false"/>
+          <w:smallCaps w:val="false"/>
+          <w:color w:val="202124"/>
+          <w:spacing w:val="0"/>
+          <w:szCs w:val="24"/>
+        </w:rPr>
       </w:r>
     </w:p>
     <w:p>
@@ -1868,22 +1996,6 @@
         <w:br/>
         <w:br/>
       </w:r>
-      <w:hyperlink r:id="rId2" w:tgtFrame="_blank">
-        <w:r>
-          <w:rPr>
-            <w:rStyle w:val="InternetLink"/>
-            <w:rFonts w:cs="SolaimanLipi" w:ascii="SolaimanLipi" w:hAnsi="SolaimanLipi"/>
-            <w:b w:val="false"/>
-            <w:i w:val="false"/>
-            <w:caps w:val="false"/>
-            <w:smallCaps w:val="false"/>
-            <w:color w:val="1155CC"/>
-            <w:spacing w:val="0"/>
-            <w:sz w:val="24"/>
-          </w:rPr>
-          <w:t>https://bigthink.com/hard-science/speed-of-gravity/</w:t>
-        </w:r>
-      </w:hyperlink>
     </w:p>
     <w:sectPr>
       <w:type w:val="nextPage"/>
